--- a/dist/exports/kcet-atomic-structure_revision_notes.docx
+++ b/dist/exports/kcet-atomic-structure_revision_notes.docx
@@ -189,7 +189,7 @@
                 <w:color w:val="2D3748"/>
                 <w:sz w:val="19"/>
               </w:rPr>
-              <w:t>Kcet Atomic Structure - Core Application</w:t>
+              <w:t>Quantum Numbers &amp; Electronic Configuration</w:t>
             </w:r>
           </w:p>
         </w:tc>
@@ -230,7 +230,181 @@
                 <w:color w:val="718096"/>
                 <w:sz w:val="19"/>
               </w:rPr>
-              <w:t>General Concept</w:t>
+              <w:t>Quantum Numbers</w:t>
+            </w:r>
+          </w:p>
+        </w:tc>
+      </w:tr>
+      <w:tr>
+        <w:tc>
+          <w:tcPr>
+            <w:tcW w:type="dxa" w:w="2160"/>
+            <w:shd w:fill="FFFFFF"/>
+            <w:tcMar>
+              <w:top w:w="80" w:type="dxa"/>
+              <w:bottom w:w="80" w:type="dxa"/>
+              <w:left w:w="150" w:type="dxa"/>
+              <w:right w:w="150" w:type="dxa"/>
+            </w:tcMar>
+          </w:tcPr>
+          <w:p>
+            <w:r>
+              <w:rPr>
+                <w:b/>
+                <w:color w:val="718096"/>
+                <w:sz w:val="19"/>
+              </w:rPr>
+              <w:t>Standard</w:t>
+            </w:r>
+          </w:p>
+        </w:tc>
+        <w:tc>
+          <w:tcPr>
+            <w:tcW w:type="dxa" w:w="4320"/>
+            <w:shd w:fill="FFFFFF"/>
+            <w:tcMar>
+              <w:top w:w="80" w:type="dxa"/>
+              <w:bottom w:w="80" w:type="dxa"/>
+              <w:left w:w="150" w:type="dxa"/>
+              <w:right w:w="150" w:type="dxa"/>
+            </w:tcMar>
+          </w:tcPr>
+          <w:p>
+            <w:r>
+              <w:rPr>
+                <w:b/>
+                <w:color w:val="2D3748"/>
+                <w:sz w:val="19"/>
+              </w:rPr>
+              <w:t>Heisenberg Uncertainty &amp; De Broglie Wavelength</w:t>
+            </w:r>
+          </w:p>
+        </w:tc>
+        <w:tc>
+          <w:tcPr>
+            <w:tcW w:type="dxa" w:w="1728"/>
+            <w:shd w:fill="FFFFFF"/>
+            <w:tcMar>
+              <w:top w:w="80" w:type="dxa"/>
+              <w:bottom w:w="80" w:type="dxa"/>
+              <w:left w:w="150" w:type="dxa"/>
+              <w:right w:w="150" w:type="dxa"/>
+            </w:tcMar>
+          </w:tcPr>
+          <w:p>
+            <w:r>
+              <w:rPr>
+                <w:sz w:val="19"/>
+              </w:rPr>
+              <w:t>2 PYQs</w:t>
+            </w:r>
+          </w:p>
+        </w:tc>
+        <w:tc>
+          <w:tcPr>
+            <w:tcW w:type="dxa" w:w="1872"/>
+            <w:shd w:fill="FFFFFF"/>
+            <w:tcMar>
+              <w:top w:w="80" w:type="dxa"/>
+              <w:bottom w:w="80" w:type="dxa"/>
+              <w:left w:w="150" w:type="dxa"/>
+              <w:right w:w="150" w:type="dxa"/>
+            </w:tcMar>
+          </w:tcPr>
+          <w:p>
+            <w:r>
+              <w:rPr>
+                <w:color w:val="718096"/>
+                <w:sz w:val="19"/>
+              </w:rPr>
+              <w:t>Wave Mechanics</w:t>
+            </w:r>
+          </w:p>
+        </w:tc>
+      </w:tr>
+      <w:tr>
+        <w:tc>
+          <w:tcPr>
+            <w:tcW w:type="dxa" w:w="2160"/>
+            <w:shd w:fill="F7FAFC"/>
+            <w:tcMar>
+              <w:top w:w="80" w:type="dxa"/>
+              <w:bottom w:w="80" w:type="dxa"/>
+              <w:left w:w="150" w:type="dxa"/>
+              <w:right w:w="150" w:type="dxa"/>
+            </w:tcMar>
+          </w:tcPr>
+          <w:p>
+            <w:r>
+              <w:rPr>
+                <w:b/>
+                <w:color w:val="718096"/>
+                <w:sz w:val="19"/>
+              </w:rPr>
+              <w:t>Standard</w:t>
+            </w:r>
+          </w:p>
+        </w:tc>
+        <w:tc>
+          <w:tcPr>
+            <w:tcW w:type="dxa" w:w="4320"/>
+            <w:shd w:fill="F7FAFC"/>
+            <w:tcMar>
+              <w:top w:w="80" w:type="dxa"/>
+              <w:bottom w:w="80" w:type="dxa"/>
+              <w:left w:w="150" w:type="dxa"/>
+              <w:right w:w="150" w:type="dxa"/>
+            </w:tcMar>
+          </w:tcPr>
+          <w:p>
+            <w:r>
+              <w:rPr>
+                <w:b/>
+                <w:color w:val="2D3748"/>
+                <w:sz w:val="19"/>
+              </w:rPr>
+              <w:t>Bohr's Orbitals &amp; Electronic Transitions</w:t>
+            </w:r>
+          </w:p>
+        </w:tc>
+        <w:tc>
+          <w:tcPr>
+            <w:tcW w:type="dxa" w:w="1728"/>
+            <w:shd w:fill="F7FAFC"/>
+            <w:tcMar>
+              <w:top w:w="80" w:type="dxa"/>
+              <w:bottom w:w="80" w:type="dxa"/>
+              <w:left w:w="150" w:type="dxa"/>
+              <w:right w:w="150" w:type="dxa"/>
+            </w:tcMar>
+          </w:tcPr>
+          <w:p>
+            <w:r>
+              <w:rPr>
+                <w:sz w:val="19"/>
+              </w:rPr>
+              <w:t>0 PYQs</w:t>
+            </w:r>
+          </w:p>
+        </w:tc>
+        <w:tc>
+          <w:tcPr>
+            <w:tcW w:type="dxa" w:w="1872"/>
+            <w:shd w:fill="F7FAFC"/>
+            <w:tcMar>
+              <w:top w:w="80" w:type="dxa"/>
+              <w:bottom w:w="80" w:type="dxa"/>
+              <w:left w:w="150" w:type="dxa"/>
+              <w:right w:w="150" w:type="dxa"/>
+            </w:tcMar>
+          </w:tcPr>
+          <w:p>
+            <w:r>
+              <w:rPr>
+                <w:color w:val="718096"/>
+                <w:sz w:val="19"/>
+              </w:rPr>
+              <w:t>Bohr Model</w:t>
             </w:r>
           </w:p>
         </w:tc>
@@ -311,6 +485,144 @@
           </w:p>
         </w:tc>
       </w:tr>
+      <w:tr>
+        <w:tc>
+          <w:tcPr>
+            <w:tcW w:type="dxa" w:w="3600"/>
+            <w:shd w:fill="F7FAFC"/>
+            <w:tcMar>
+              <w:top w:w="100" w:type="dxa"/>
+              <w:bottom w:w="100" w:type="dxa"/>
+              <w:left w:w="150" w:type="dxa"/>
+              <w:right w:w="150" w:type="dxa"/>
+            </w:tcMar>
+          </w:tcPr>
+          <w:p>
+            <w:r>
+              <w:rPr>
+                <w:b/>
+                <w:color w:val="1A365D"/>
+                <w:sz w:val="19"/>
+              </w:rPr>
+              <w:t>Quantum Numbers &amp; Electronic Configuration</w:t>
+            </w:r>
+          </w:p>
+        </w:tc>
+        <w:tc>
+          <w:tcPr>
+            <w:tcW w:type="dxa" w:w="6480"/>
+            <w:shd w:fill="F7FAFC"/>
+            <w:tcMar>
+              <w:top w:w="100" w:type="dxa"/>
+              <w:bottom w:w="100" w:type="dxa"/>
+              <w:left w:w="150" w:type="dxa"/>
+              <w:right w:w="150" w:type="dxa"/>
+            </w:tcMar>
+          </w:tcPr>
+          <w:p>
+            <w:r>
+              <w:rPr>
+                <w:rFonts w:ascii="Cambria Math" w:hAnsi="Cambria Math"/>
+                <w:color w:val="2D3748"/>
+                <w:sz w:val="19"/>
+              </w:rPr>
+              <w:t>\text{Radial nodes} = n - l - 1, \quad \text{Angular nodes} = l, \quad \text{Total nodes} = n - 1, \quad \mu_s = \sqrt{n(n+2)}\text{ BM}</w:t>
+            </w:r>
+          </w:p>
+        </w:tc>
+      </w:tr>
+      <w:tr>
+        <w:tc>
+          <w:tcPr>
+            <w:tcW w:type="dxa" w:w="3600"/>
+            <w:shd w:fill="FFFFFF"/>
+            <w:tcMar>
+              <w:top w:w="100" w:type="dxa"/>
+              <w:bottom w:w="100" w:type="dxa"/>
+              <w:left w:w="150" w:type="dxa"/>
+              <w:right w:w="150" w:type="dxa"/>
+            </w:tcMar>
+          </w:tcPr>
+          <w:p>
+            <w:r>
+              <w:rPr>
+                <w:b/>
+                <w:color w:val="1A365D"/>
+                <w:sz w:val="19"/>
+              </w:rPr>
+              <w:t>Heisenberg Uncertainty &amp; De Broglie Wavelength</w:t>
+            </w:r>
+          </w:p>
+        </w:tc>
+        <w:tc>
+          <w:tcPr>
+            <w:tcW w:type="dxa" w:w="6480"/>
+            <w:shd w:fill="FFFFFF"/>
+            <w:tcMar>
+              <w:top w:w="100" w:type="dxa"/>
+              <w:bottom w:w="100" w:type="dxa"/>
+              <w:left w:w="150" w:type="dxa"/>
+              <w:right w:w="150" w:type="dxa"/>
+            </w:tcMar>
+          </w:tcPr>
+          <w:p>
+            <w:r>
+              <w:rPr>
+                <w:rFonts w:ascii="Cambria Math" w:hAnsi="Cambria Math"/>
+                <w:color w:val="2D3748"/>
+                <w:sz w:val="19"/>
+              </w:rPr>
+              <w:t>\Delta x \cdot \Delta p \ge \frac{h}{4\pi} = \frac{\hbar}{2}, \quad \Delta x \cdot m\Delta v \ge \frac{h}{4\pi}, \quad \lambda = \frac{h}{p} = \frac{h}{\sqrt{2mE}}</w:t>
+            </w:r>
+          </w:p>
+        </w:tc>
+      </w:tr>
+      <w:tr>
+        <w:tc>
+          <w:tcPr>
+            <w:tcW w:type="dxa" w:w="3600"/>
+            <w:shd w:fill="F7FAFC"/>
+            <w:tcMar>
+              <w:top w:w="100" w:type="dxa"/>
+              <w:bottom w:w="100" w:type="dxa"/>
+              <w:left w:w="150" w:type="dxa"/>
+              <w:right w:w="150" w:type="dxa"/>
+            </w:tcMar>
+          </w:tcPr>
+          <w:p>
+            <w:r>
+              <w:rPr>
+                <w:b/>
+                <w:color w:val="1A365D"/>
+                <w:sz w:val="19"/>
+              </w:rPr>
+              <w:t>Bohr's Orbitals &amp; Electronic Transitions</w:t>
+            </w:r>
+          </w:p>
+        </w:tc>
+        <w:tc>
+          <w:tcPr>
+            <w:tcW w:type="dxa" w:w="6480"/>
+            <w:shd w:fill="F7FAFC"/>
+            <w:tcMar>
+              <w:top w:w="100" w:type="dxa"/>
+              <w:bottom w:w="100" w:type="dxa"/>
+              <w:left w:w="150" w:type="dxa"/>
+              <w:right w:w="150" w:type="dxa"/>
+            </w:tcMar>
+          </w:tcPr>
+          <w:p>
+            <w:r>
+              <w:rPr>
+                <w:rFonts w:ascii="Cambria Math" w:hAnsi="Cambria Math"/>
+                <w:color w:val="2D3748"/>
+                <w:sz w:val="19"/>
+              </w:rPr>
+              <w:t>r_n = 0.529 \frac{n^2}{Z}\text{ \AA}, \quad E_n = -13.6 \frac{Z^2}{n^2}\text{ eV}, \quad \bar{\nu} = \frac{1}{\lambda} = R_H Z^2\left(\frac{1}{n_1^2} - \frac{1}{n_2^2}\right)</w:t>
+            </w:r>
+          </w:p>
+        </w:tc>
+      </w:tr>
     </w:tbl>
     <w:p>
       <w:pPr>
@@ -338,7 +650,7 @@
           <w:color w:val="2B6CB0"/>
           <w:sz w:val="24"/>
         </w:rPr>
-        <w:t>3.1 Kcet Atomic Structure - Core Application (High Yield — 12 PYQs)</w:t>
+        <w:t>3.1 Quantum Numbers &amp; Electronic Configuration (High Yield — 12 PYQs)</w:t>
       </w:r>
     </w:p>
     <w:p>
@@ -353,7 +665,7 @@
         <w:rPr>
           <w:sz w:val="20"/>
         </w:rPr>
-        <w:t>Key problem pattern in Kcet Atomic Structure.</w:t>
+        <w:t>Orbital shapes, quantum numbers (n, l, m_l, m_s), nodal surfaces, and anomalous configurations (Cr: 3d^5 4s^1, Cu: 3d^10 4s^1).</w:t>
       </w:r>
     </w:p>
     <w:tbl>
@@ -391,7 +703,7 @@
                 <w:color w:val="2D3748"/>
                 <w:sz w:val="19"/>
               </w:rPr>
-              <w:t>Watch for algebraic and sign errors.</w:t>
+              <w:t>Spin-only magnetic moment μ = √(n(n+2)) BM depends on n, which is the number of UNPAIRED electrons, not total electrons!</w:t>
             </w:r>
           </w:p>
         </w:tc>
@@ -432,7 +744,7 @@
                 <w:color w:val="2D3748"/>
                 <w:sz w:val="19"/>
               </w:rPr>
-              <w:t>Verify dimensions and boundary conditions.</w:t>
+              <w:t>Degeneracy of hydrogen atom at energy level n is n^2 (without spin) or 2n^2 (including spin).</w:t>
             </w:r>
           </w:p>
         </w:tc>
@@ -522,6 +834,368 @@
           <w:sz w:val="18"/>
         </w:rPr>
         <w:t xml:space="preserve">"The number of orbitals associated with ' N ' shell of an atom is..."  </w:t>
+      </w:r>
+      <w:r>
+        <w:rPr>
+          <w:b/>
+          <w:color w:val="2B6CB0"/>
+          <w:sz w:val="18"/>
+        </w:rPr>
+        <w:t>[Ans: N/A]</w:t>
+      </w:r>
+    </w:p>
+    <w:p>
+      <w:pPr>
+        <w:spacing w:after="120"/>
+      </w:pPr>
+    </w:p>
+    <w:p>
+      <w:pPr>
+        <w:pStyle w:val="Heading2"/>
+      </w:pPr>
+      <w:r>
+        <w:rPr>
+          <w:color w:val="2B6CB0"/>
+          <w:sz w:val="24"/>
+        </w:rPr>
+        <w:t>3.2 Heisenberg Uncertainty &amp; De Broglie Wavelength (Standard Yield — 2 PYQs)</w:t>
+      </w:r>
+    </w:p>
+    <w:p>
+      <w:r>
+        <w:rPr>
+          <w:b/>
+          <w:sz w:val="20"/>
+        </w:rPr>
+        <w:t xml:space="preserve">Core Principle: </w:t>
+      </w:r>
+      <w:r>
+        <w:rPr>
+          <w:sz w:val="20"/>
+        </w:rPr>
+        <w:t>Limits of simultaneous precision in position and momentum, and dual wave nature of micro-particles.</w:t>
+      </w:r>
+    </w:p>
+    <w:tbl>
+      <w:tblPr>
+        <w:tblW w:type="auto" w:w="0"/>
+        <w:jc w:val="center"/>
+        <w:tblLook w:firstColumn="1" w:firstRow="1" w:lastColumn="0" w:lastRow="0" w:noHBand="0" w:noVBand="1" w:val="04A0"/>
+      </w:tblPr>
+      <w:tblGrid>
+        <w:gridCol w:w="10080"/>
+      </w:tblGrid>
+      <w:tr>
+        <w:tc>
+          <w:tcPr>
+            <w:tcW w:type="dxa" w:w="10080"/>
+            <w:shd w:fill="FFF5F5"/>
+            <w:tcMar>
+              <w:top w:w="100" w:type="dxa"/>
+              <w:bottom w:w="100" w:type="dxa"/>
+              <w:left w:w="150" w:type="dxa"/>
+              <w:right w:w="150" w:type="dxa"/>
+            </w:tcMar>
+          </w:tcPr>
+          <w:p>
+            <w:r>
+              <w:rPr>
+                <w:b/>
+                <w:color w:val="C53030"/>
+                <w:sz w:val="19"/>
+              </w:rPr>
+              <w:t xml:space="preserve">⚠️ Common Trap / JEE Pitfall: </w:t>
+            </w:r>
+            <w:r>
+              <w:rPr>
+                <w:color w:val="2D3748"/>
+                <w:sz w:val="19"/>
+              </w:rPr>
+              <w:t>If uncertainty in position and momentum are equal (Δ x = Δ p), then Δ v = (1 / 2m)√((h / π)).</w:t>
+            </w:r>
+          </w:p>
+        </w:tc>
+      </w:tr>
+    </w:tbl>
+    <w:tbl>
+      <w:tblPr>
+        <w:tblW w:type="auto" w:w="0"/>
+        <w:jc w:val="center"/>
+        <w:tblLook w:firstColumn="1" w:firstRow="1" w:lastColumn="0" w:lastRow="0" w:noHBand="0" w:noVBand="1" w:val="04A0"/>
+      </w:tblPr>
+      <w:tblGrid>
+        <w:gridCol w:w="10080"/>
+      </w:tblGrid>
+      <w:tr>
+        <w:tc>
+          <w:tcPr>
+            <w:tcW w:type="dxa" w:w="10080"/>
+            <w:shd w:fill="F0FFF4"/>
+            <w:tcMar>
+              <w:top w:w="100" w:type="dxa"/>
+              <w:bottom w:w="100" w:type="dxa"/>
+              <w:left w:w="150" w:type="dxa"/>
+              <w:right w:w="150" w:type="dxa"/>
+            </w:tcMar>
+          </w:tcPr>
+          <w:p>
+            <w:r>
+              <w:rPr>
+                <w:b/>
+                <w:color w:val="276749"/>
+                <w:sz w:val="19"/>
+              </w:rPr>
+              <w:t xml:space="preserve">💡 Speed Hack / Trick: </w:t>
+            </w:r>
+            <w:r>
+              <w:rPr>
+                <w:color w:val="2D3748"/>
+                <w:sz w:val="19"/>
+              </w:rPr>
+              <w:t>De Broglie wavelength of an electron accelerated through potential V volts: λ ≈ \frac12.27√(V) \AA.</w:t>
+            </w:r>
+          </w:p>
+        </w:tc>
+      </w:tr>
+    </w:tbl>
+    <w:p>
+      <w:pPr>
+        <w:spacing w:before="120" w:after="40"/>
+      </w:pPr>
+      <w:r>
+        <w:rPr>
+          <w:b/>
+          <w:color w:val="1A365D"/>
+          <w:sz w:val="19"/>
+        </w:rPr>
+        <w:t>Source PYQs testing this concept:</w:t>
+      </w:r>
+    </w:p>
+    <w:p>
+      <w:pPr>
+        <w:pStyle w:val="ListBullet"/>
+        <w:spacing w:after="40"/>
+      </w:pPr>
+      <w:r>
+        <w:rPr>
+          <w:b/>
+          <w:sz w:val="18"/>
+        </w:rPr>
+        <w:t xml:space="preserve">[2026 Shift] Q#2 (MCQ): </w:t>
+      </w:r>
+      <w:r>
+        <w:rPr>
+          <w:sz w:val="18"/>
+        </w:rPr>
+        <w:t xml:space="preserve">"Which of the following represents de Broglie equation?..."  </w:t>
+      </w:r>
+      <w:r>
+        <w:rPr>
+          <w:b/>
+          <w:color w:val="2B6CB0"/>
+          <w:sz w:val="18"/>
+        </w:rPr>
+        <w:t>[Ans: N/A]</w:t>
+      </w:r>
+    </w:p>
+    <w:p>
+      <w:pPr>
+        <w:pStyle w:val="ListBullet"/>
+        <w:spacing w:after="40"/>
+      </w:pPr>
+      <w:r>
+        <w:rPr>
+          <w:b/>
+          <w:sz w:val="18"/>
+        </w:rPr>
+        <w:t xml:space="preserve">[2025 Shift] Q#4 (MCQ): </w:t>
+      </w:r>
+      <w:r>
+        <w:rPr>
+          <w:sz w:val="18"/>
+        </w:rPr>
+        <w:t xml:space="preserve">"According to the Heisenberg's Uncertainty principle, the value of Δ b.Δ x for an object whose mass is 10^-6kg is $(h=6.626 \..."  </w:t>
+      </w:r>
+      <w:r>
+        <w:rPr>
+          <w:b/>
+          <w:color w:val="2B6CB0"/>
+          <w:sz w:val="18"/>
+        </w:rPr>
+        <w:t>[Ans: N/A]</w:t>
+      </w:r>
+    </w:p>
+    <w:p>
+      <w:pPr>
+        <w:spacing w:after="120"/>
+      </w:pPr>
+    </w:p>
+    <w:p>
+      <w:pPr>
+        <w:pStyle w:val="Heading2"/>
+      </w:pPr>
+      <w:r>
+        <w:rPr>
+          <w:color w:val="2B6CB0"/>
+          <w:sz w:val="24"/>
+        </w:rPr>
+        <w:t>3.3 Bohr's Orbitals &amp; Electronic Transitions (Standard Yield — 0 PYQs)</w:t>
+      </w:r>
+    </w:p>
+    <w:p>
+      <w:r>
+        <w:rPr>
+          <w:b/>
+          <w:sz w:val="20"/>
+        </w:rPr>
+        <w:t xml:space="preserve">Core Principle: </w:t>
+      </w:r>
+      <w:r>
+        <w:rPr>
+          <w:sz w:val="20"/>
+        </w:rPr>
+        <w:t>Electronic energy levels in hydrogenic species, wave number bar(ν), and emission spectral series.</w:t>
+      </w:r>
+    </w:p>
+    <w:tbl>
+      <w:tblPr>
+        <w:tblW w:type="auto" w:w="0"/>
+        <w:jc w:val="center"/>
+        <w:tblLook w:firstColumn="1" w:firstRow="1" w:lastColumn="0" w:lastRow="0" w:noHBand="0" w:noVBand="1" w:val="04A0"/>
+      </w:tblPr>
+      <w:tblGrid>
+        <w:gridCol w:w="10080"/>
+      </w:tblGrid>
+      <w:tr>
+        <w:tc>
+          <w:tcPr>
+            <w:tcW w:type="dxa" w:w="10080"/>
+            <w:shd w:fill="FFF5F5"/>
+            <w:tcMar>
+              <w:top w:w="100" w:type="dxa"/>
+              <w:bottom w:w="100" w:type="dxa"/>
+              <w:left w:w="150" w:type="dxa"/>
+              <w:right w:w="150" w:type="dxa"/>
+            </w:tcMar>
+          </w:tcPr>
+          <w:p>
+            <w:r>
+              <w:rPr>
+                <w:b/>
+                <w:color w:val="C53030"/>
+                <w:sz w:val="19"/>
+              </w:rPr>
+              <w:t xml:space="preserve">⚠️ Common Trap / JEE Pitfall: </w:t>
+            </w:r>
+            <w:r>
+              <w:rPr>
+                <w:color w:val="2D3748"/>
+                <w:sz w:val="19"/>
+              </w:rPr>
+              <w:t>Rydberg formula requires multiplication by Z^2 for single-electron ions like He^+ (Z=2) and Li^2+ (Z=3).</w:t>
+            </w:r>
+          </w:p>
+        </w:tc>
+      </w:tr>
+    </w:tbl>
+    <w:tbl>
+      <w:tblPr>
+        <w:tblW w:type="auto" w:w="0"/>
+        <w:jc w:val="center"/>
+        <w:tblLook w:firstColumn="1" w:firstRow="1" w:lastColumn="0" w:lastRow="0" w:noHBand="0" w:noVBand="1" w:val="04A0"/>
+      </w:tblPr>
+      <w:tblGrid>
+        <w:gridCol w:w="10080"/>
+      </w:tblGrid>
+      <w:tr>
+        <w:tc>
+          <w:tcPr>
+            <w:tcW w:type="dxa" w:w="10080"/>
+            <w:shd w:fill="F0FFF4"/>
+            <w:tcMar>
+              <w:top w:w="100" w:type="dxa"/>
+              <w:bottom w:w="100" w:type="dxa"/>
+              <w:left w:w="150" w:type="dxa"/>
+              <w:right w:w="150" w:type="dxa"/>
+            </w:tcMar>
+          </w:tcPr>
+          <w:p>
+            <w:r>
+              <w:rPr>
+                <w:b/>
+                <w:color w:val="276749"/>
+                <w:sz w:val="19"/>
+              </w:rPr>
+              <w:t xml:space="preserve">💡 Speed Hack / Trick: </w:t>
+            </w:r>
+            <w:r>
+              <w:rPr>
+                <w:color w:val="2D3748"/>
+                <w:sz w:val="19"/>
+              </w:rPr>
+              <w:t>Limiting line (series limit) of any spectral series occurs when n_2 = ∞ \implies bar(ν)_(limit) = (R Z^2 / n_1^2).</w:t>
+            </w:r>
+          </w:p>
+        </w:tc>
+      </w:tr>
+    </w:tbl>
+    <w:p>
+      <w:pPr>
+        <w:spacing w:before="120" w:after="40"/>
+      </w:pPr>
+      <w:r>
+        <w:rPr>
+          <w:b/>
+          <w:color w:val="1A365D"/>
+          <w:sz w:val="19"/>
+        </w:rPr>
+        <w:t>Source PYQs testing this concept:</w:t>
+      </w:r>
+    </w:p>
+    <w:p>
+      <w:pPr>
+        <w:pStyle w:val="ListBullet"/>
+        <w:spacing w:after="40"/>
+      </w:pPr>
+      <w:r>
+        <w:rPr>
+          <w:b/>
+          <w:sz w:val="18"/>
+        </w:rPr>
+        <w:t xml:space="preserve">[2026 Shift] Q#1 (MCQ): </w:t>
+      </w:r>
+      <w:r>
+        <w:rPr>
+          <w:sz w:val="18"/>
+        </w:rPr>
+        <w:t xml:space="preserve">"Which of the following is the CORRECT statement about Ψ^2 ?..."  </w:t>
+      </w:r>
+      <w:r>
+        <w:rPr>
+          <w:b/>
+          <w:color w:val="2B6CB0"/>
+          <w:sz w:val="18"/>
+        </w:rPr>
+        <w:t>[Ans: N/A]</w:t>
+      </w:r>
+    </w:p>
+    <w:p>
+      <w:pPr>
+        <w:pStyle w:val="ListBullet"/>
+        <w:spacing w:after="40"/>
+      </w:pPr>
+      <w:r>
+        <w:rPr>
+          <w:b/>
+          <w:sz w:val="18"/>
+        </w:rPr>
+        <w:t xml:space="preserve">[2026 Shift] Q#2 (MCQ): </w:t>
+      </w:r>
+      <w:r>
+        <w:rPr>
+          <w:sz w:val="18"/>
+        </w:rPr>
+        <w:t xml:space="preserve">"Which of the following represents de Broglie equation?..."  </w:t>
       </w:r>
       <w:r>
         <w:rPr>

--- a/dist/exports/kcet-atomic-structure_revision_notes.docx
+++ b/dist/exports/kcet-atomic-structure_revision_notes.docx
@@ -13,7 +13,7 @@
           <w:color w:val="1A365D"/>
           <w:sz w:val="44"/>
         </w:rPr>
-        <w:t>JEE MAIN REVISION MASTER: ATOMIC STRUCTURE 2026 2 QUESTIONS 3.33% WEIGHTAGE</w:t>
+        <w:t>JEE MAIN REVISION MASTER: ATOMIC STRUCTURE</w:t>
       </w:r>
     </w:p>
     <w:p>
@@ -164,10 +164,10 @@
             <w:r>
               <w:rPr>
                 <w:b/>
-                <w:color w:val="2B6CB0"/>
+                <w:color w:val="718096"/>
                 <w:sz w:val="19"/>
               </w:rPr>
-              <w:t>High</w:t>
+              <w:t>Moderate</w:t>
             </w:r>
           </w:p>
         </w:tc>
@@ -209,7 +209,7 @@
               <w:rPr>
                 <w:sz w:val="19"/>
               </w:rPr>
-              <w:t>12 PYQs</w:t>
+              <w:t>6 PYQs</w:t>
             </w:r>
           </w:p>
         </w:tc>
@@ -254,7 +254,7 @@
                 <w:color w:val="718096"/>
                 <w:sz w:val="19"/>
               </w:rPr>
-              <w:t>Standard</w:t>
+              <w:t>Moderate</w:t>
             </w:r>
           </w:p>
         </w:tc>
@@ -296,7 +296,7 @@
               <w:rPr>
                 <w:sz w:val="19"/>
               </w:rPr>
-              <w:t>2 PYQs</w:t>
+              <w:t>4 PYQs</w:t>
             </w:r>
           </w:p>
         </w:tc>
@@ -383,7 +383,7 @@
               <w:rPr>
                 <w:sz w:val="19"/>
               </w:rPr>
-              <w:t>0 PYQs</w:t>
+              <w:t>2 PYQs</w:t>
             </w:r>
           </w:p>
         </w:tc>
@@ -650,7 +650,7 @@
           <w:color w:val="2B6CB0"/>
           <w:sz w:val="24"/>
         </w:rPr>
-        <w:t>3.1 Quantum Numbers &amp; Electronic Configuration (High Yield — 12 PYQs)</w:t>
+        <w:t>3.1 Quantum Numbers &amp; Electronic Configuration (Moderate Yield — 6 PYQs)</w:t>
       </w:r>
     </w:p>
     <w:p>
@@ -800,13 +800,13 @@
           <w:b/>
           <w:sz w:val="18"/>
         </w:rPr>
-        <w:t xml:space="preserve">[2026 Shift] Q#2 (MCQ): </w:t>
+        <w:t xml:space="preserve">[2025 Shift] Q#3 (MCQ): </w:t>
       </w:r>
       <w:r>
         <w:rPr>
           <w:sz w:val="18"/>
         </w:rPr>
-        <w:t xml:space="preserve">"Which of the following represents de Broglie equation?..."  </w:t>
+        <w:t xml:space="preserve">"The number of orbitals associated with ' N ' shell of an atom is..."  </w:t>
       </w:r>
       <w:r>
         <w:rPr>
@@ -827,13 +827,13 @@
           <w:b/>
           <w:sz w:val="18"/>
         </w:rPr>
-        <w:t xml:space="preserve">[2025 Shift] Q#3 (MCQ): </w:t>
+        <w:t xml:space="preserve">[2024 Shift] Q#1 (MCQ): </w:t>
       </w:r>
       <w:r>
         <w:rPr>
           <w:sz w:val="18"/>
         </w:rPr>
-        <w:t xml:space="preserve">"The number of orbitals associated with ' N ' shell of an atom is..."  </w:t>
+        <w:t xml:space="preserve">"The energy associated with first orbit of He^+ is..."  </w:t>
       </w:r>
       <w:r>
         <w:rPr>
@@ -858,7 +858,7 @@
           <w:color w:val="2B6CB0"/>
           <w:sz w:val="24"/>
         </w:rPr>
-        <w:t>3.2 Heisenberg Uncertainty &amp; De Broglie Wavelength (Standard Yield — 2 PYQs)</w:t>
+        <w:t>3.2 Heisenberg Uncertainty &amp; De Broglie Wavelength (Moderate Yield — 4 PYQs)</w:t>
       </w:r>
     </w:p>
     <w:p>
@@ -1027,6 +1027,33 @@
     </w:p>
     <w:p>
       <w:pPr>
+        <w:pStyle w:val="ListBullet"/>
+        <w:spacing w:after="40"/>
+      </w:pPr>
+      <w:r>
+        <w:rPr>
+          <w:b/>
+          <w:sz w:val="18"/>
+        </w:rPr>
+        <w:t xml:space="preserve">[2022 Shift] Q#3 (MCQ): </w:t>
+      </w:r>
+      <w:r>
+        <w:rPr>
+          <w:sz w:val="18"/>
+        </w:rPr>
+        <w:t xml:space="preserve">"If wavelength of photon is 2.2 × 10^-11m and ℎ=6.6 × 10^-34Js , then momentum of photon..."  </w:t>
+      </w:r>
+      <w:r>
+        <w:rPr>
+          <w:b/>
+          <w:color w:val="2B6CB0"/>
+          <w:sz w:val="18"/>
+        </w:rPr>
+        <w:t>[Ans: N/A]</w:t>
+      </w:r>
+    </w:p>
+    <w:p>
+      <w:pPr>
         <w:spacing w:after="120"/>
       </w:pPr>
     </w:p>
@@ -1039,7 +1066,7 @@
           <w:color w:val="2B6CB0"/>
           <w:sz w:val="24"/>
         </w:rPr>
-        <w:t>3.3 Bohr's Orbitals &amp; Electronic Transitions (Standard Yield — 0 PYQs)</w:t>
+        <w:t>3.3 Bohr's Orbitals &amp; Electronic Transitions (Standard Yield — 2 PYQs)</w:t>
       </w:r>
     </w:p>
     <w:p>
@@ -1162,13 +1189,13 @@
           <w:b/>
           <w:sz w:val="18"/>
         </w:rPr>
-        <w:t xml:space="preserve">[2026 Shift] Q#1 (MCQ): </w:t>
+        <w:t xml:space="preserve">[2023 Shift] Q#2 (MCQ): </w:t>
       </w:r>
       <w:r>
         <w:rPr>
           <w:sz w:val="18"/>
         </w:rPr>
-        <w:t xml:space="preserve">"Which of the following is the CORRECT statement about Ψ^2 ?..."  </w:t>
+        <w:t xml:space="preserve">"The number of protons, neutrons and electrons in the ion _(16)^32S^2- respectively are..."  </w:t>
       </w:r>
       <w:r>
         <w:rPr>
@@ -1189,13 +1216,13 @@
           <w:b/>
           <w:sz w:val="18"/>
         </w:rPr>
-        <w:t xml:space="preserve">[2026 Shift] Q#2 (MCQ): </w:t>
+        <w:t xml:space="preserve">[2020 Shift] Q#1 (MCQ): </w:t>
       </w:r>
       <w:r>
         <w:rPr>
           <w:sz w:val="18"/>
         </w:rPr>
-        <w:t xml:space="preserve">"Which of the following represents de Broglie equation?..."  </w:t>
+        <w:t xml:space="preserve">"With regard to photoelectric effect, identify the correct statement among the following...."  </w:t>
       </w:r>
       <w:r>
         <w:rPr>
@@ -1334,6 +1361,248 @@
               <w:t>Solution Analysis:</w:t>
               <w:br/>
               <w:t>The correct statement is: Option B: Probability density of the electron at that point In quantum mechanics, Ψ is the wave function of an electron. The wave function itself, Ψ , does not have direct physical meaning. But the square of the wave function gives the probability density of finding the electron at a particular point. More correctly, we write it as: |Ψ|^2 For real wave functions, this is often written simply as: Ψ^2 So, Ψ^2 tells us the probability density of the electron at that point. Also, at nodes, the probability of finding the electron is zero, so: Ψ^2=0 Hence, Option C is incorrect. So the correct answer is: Option B</w:t>
+            </w:r>
+          </w:p>
+        </w:tc>
+      </w:tr>
+    </w:tbl>
+    <w:p>
+      <w:pPr>
+        <w:spacing w:after="120"/>
+      </w:pPr>
+    </w:p>
+    <w:p>
+      <w:pPr>
+        <w:spacing w:before="160" w:after="40"/>
+      </w:pPr>
+      <w:r>
+        <w:rPr>
+          <w:b/>
+          <w:color w:val="1A365D"/>
+          <w:sz w:val="22"/>
+        </w:rPr>
+        <w:t>Benchmark Problem 2: KCET 2026 (Q#2)</w:t>
+      </w:r>
+    </w:p>
+    <w:p>
+      <w:pPr>
+        <w:spacing w:after="80"/>
+      </w:pPr>
+      <w:r>
+        <w:rPr>
+          <w:sz w:val="20"/>
+        </w:rPr>
+        <w:t>Which of the following represents de Broglie equation?</w:t>
+      </w:r>
+    </w:p>
+    <w:p>
+      <w:pPr>
+        <w:pStyle w:val="ListBullet"/>
+        <w:spacing w:after="20"/>
+      </w:pPr>
+      <w:r>
+        <w:rPr>
+          <w:sz w:val="19"/>
+        </w:rPr>
+        <w:t>(A) λ=\fracℎ√(mv)</w:t>
+      </w:r>
+    </w:p>
+    <w:p>
+      <w:pPr>
+        <w:pStyle w:val="ListBullet"/>
+        <w:spacing w:after="20"/>
+      </w:pPr>
+      <w:r>
+        <w:rPr>
+          <w:sz w:val="19"/>
+        </w:rPr>
+        <w:t>(B) λ=(ℎ / mv)</w:t>
+      </w:r>
+    </w:p>
+    <w:p>
+      <w:pPr>
+        <w:pStyle w:val="ListBullet"/>
+        <w:spacing w:after="20"/>
+      </w:pPr>
+      <w:r>
+        <w:rPr>
+          <w:sz w:val="19"/>
+        </w:rPr>
+        <w:t>(C) λ=(ℎ / mp)</w:t>
+      </w:r>
+    </w:p>
+    <w:p>
+      <w:pPr>
+        <w:pStyle w:val="ListBullet"/>
+        <w:spacing w:after="20"/>
+      </w:pPr>
+      <w:r>
+        <w:rPr>
+          <w:sz w:val="19"/>
+        </w:rPr>
+        <w:t>(D) λ=(μ / p)</w:t>
+      </w:r>
+    </w:p>
+    <w:tbl>
+      <w:tblPr>
+        <w:tblW w:type="auto" w:w="0"/>
+        <w:jc w:val="center"/>
+        <w:tblLook w:firstColumn="1" w:firstRow="1" w:lastColumn="0" w:lastRow="0" w:noHBand="0" w:noVBand="1" w:val="04A0"/>
+      </w:tblPr>
+      <w:tblGrid>
+        <w:gridCol w:w="10080"/>
+      </w:tblGrid>
+      <w:tr>
+        <w:tc>
+          <w:tcPr>
+            <w:tcW w:type="dxa" w:w="10080"/>
+            <w:shd w:fill="F7FAFC"/>
+            <w:tcMar>
+              <w:top w:w="100" w:type="dxa"/>
+              <w:bottom w:w="100" w:type="dxa"/>
+              <w:left w:w="150" w:type="dxa"/>
+              <w:right w:w="150" w:type="dxa"/>
+            </w:tcMar>
+          </w:tcPr>
+          <w:p>
+            <w:r>
+              <w:rPr>
+                <w:b/>
+                <w:color w:val="1A365D"/>
+                <w:sz w:val="19"/>
+              </w:rPr>
+              <w:t>Correct Answer: None</w:t>
+              <w:br/>
+            </w:r>
+            <w:r>
+              <w:rPr>
+                <w:color w:val="2D3748"/>
+                <w:sz w:val="18"/>
+              </w:rPr>
+              <w:t>Solution Analysis:</w:t>
+              <w:br/>
+              <w:t>The de Broglie equation is λ=(ℎ / p) where λ is the wavelength, ℎ is Planck’s constant, and p is the momentum of the particle. For a particle of mass m moving with velocity v , p=mv So, λ=(ℎ / mv) Hence, the correct option is: Option Bλ=(ℎ / mv)</w:t>
+            </w:r>
+          </w:p>
+        </w:tc>
+      </w:tr>
+    </w:tbl>
+    <w:p>
+      <w:pPr>
+        <w:spacing w:after="120"/>
+      </w:pPr>
+    </w:p>
+    <w:p>
+      <w:pPr>
+        <w:spacing w:before="160" w:after="40"/>
+      </w:pPr>
+      <w:r>
+        <w:rPr>
+          <w:b/>
+          <w:color w:val="1A365D"/>
+          <w:sz w:val="22"/>
+        </w:rPr>
+        <w:t>Benchmark Problem 3: KCET 2023 (Q#2)</w:t>
+      </w:r>
+    </w:p>
+    <w:p>
+      <w:pPr>
+        <w:spacing w:after="80"/>
+      </w:pPr>
+      <w:r>
+        <w:rPr>
+          <w:sz w:val="20"/>
+        </w:rPr>
+        <w:t>The number of protons, neutrons and electrons in the ion _(16)^32S^2- respectively are</w:t>
+      </w:r>
+    </w:p>
+    <w:p>
+      <w:pPr>
+        <w:pStyle w:val="ListBullet"/>
+        <w:spacing w:after="20"/>
+      </w:pPr>
+      <w:r>
+        <w:rPr>
+          <w:sz w:val="19"/>
+        </w:rPr>
+        <w:t>(A) 16,18,16</w:t>
+      </w:r>
+    </w:p>
+    <w:p>
+      <w:pPr>
+        <w:pStyle w:val="ListBullet"/>
+        <w:spacing w:after="20"/>
+      </w:pPr>
+      <w:r>
+        <w:rPr>
+          <w:sz w:val="19"/>
+        </w:rPr>
+        <w:t>(B) 16,16,18</w:t>
+      </w:r>
+    </w:p>
+    <w:p>
+      <w:pPr>
+        <w:pStyle w:val="ListBullet"/>
+        <w:spacing w:after="20"/>
+      </w:pPr>
+      <w:r>
+        <w:rPr>
+          <w:sz w:val="19"/>
+        </w:rPr>
+        <w:t>(C) 18,16,16</w:t>
+      </w:r>
+    </w:p>
+    <w:p>
+      <w:pPr>
+        <w:pStyle w:val="ListBullet"/>
+        <w:spacing w:after="20"/>
+      </w:pPr>
+      <w:r>
+        <w:rPr>
+          <w:sz w:val="19"/>
+        </w:rPr>
+        <w:t>(D) 16,16,16</w:t>
+      </w:r>
+    </w:p>
+    <w:tbl>
+      <w:tblPr>
+        <w:tblW w:type="auto" w:w="0"/>
+        <w:jc w:val="center"/>
+        <w:tblLook w:firstColumn="1" w:firstRow="1" w:lastColumn="0" w:lastRow="0" w:noHBand="0" w:noVBand="1" w:val="04A0"/>
+      </w:tblPr>
+      <w:tblGrid>
+        <w:gridCol w:w="10080"/>
+      </w:tblGrid>
+      <w:tr>
+        <w:tc>
+          <w:tcPr>
+            <w:tcW w:type="dxa" w:w="10080"/>
+            <w:shd w:fill="F7FAFC"/>
+            <w:tcMar>
+              <w:top w:w="100" w:type="dxa"/>
+              <w:bottom w:w="100" w:type="dxa"/>
+              <w:left w:w="150" w:type="dxa"/>
+              <w:right w:w="150" w:type="dxa"/>
+            </w:tcMar>
+          </w:tcPr>
+          <w:p>
+            <w:r>
+              <w:rPr>
+                <w:b/>
+                <w:color w:val="1A365D"/>
+                <w:sz w:val="19"/>
+              </w:rPr>
+              <w:t>Correct Answer: None</w:t>
+              <w:br/>
+            </w:r>
+            <w:r>
+              <w:rPr>
+                <w:color w:val="2D3748"/>
+                <w:sz w:val="18"/>
+              </w:rPr>
+              <w:t>Solution Analysis:</w:t>
+              <w:br/>
+              <w:t>To find the number of protons, neutrons, and electrons in the sulfur ion _(16)^32S^2-, we can analyze the given atomic symbol: The atomic number (lower subscript) corresponds to the number of protons. In this notation, the atomic number is 16, so sulfur has 16 protons. The mass number (upper superscript) is the sum of protons and neutrons in the nucleus. Here, the mass number is 32. Since we already know there are 16 protons, we can find the number of neutrons by subtracting the number of protons from the mass number: Number of neutrons=Mass number-Number of protons Number of neutrons=32-16 Number of neutrons=16 Lastly, the superscript 2- indicates the ion has a charge of -2, which means there are two more electrons than protons in the ion (since electrons are negatively charged and each additional electron adds a negative charge). To find the number of electrons: Number of electrons=Number of protons+2 Number of electrons=16+2 Number of electrons=18 Thus, the number of protons, neutrons, and electrons in the _(16)^32S^2- ion are: Protons: 16 Neutrons: 16 Electrons: 18 This corresponds to: Option B 16,16,18</w:t>
             </w:r>
           </w:p>
         </w:tc>

--- a/dist/exports/kcet-atomic-structure_revision_notes.docx
+++ b/dist/exports/kcet-atomic-structure_revision_notes.docx
@@ -164,10 +164,10 @@
             <w:r>
               <w:rPr>
                 <w:b/>
-                <w:color w:val="718096"/>
+                <w:color w:val="2B6CB0"/>
                 <w:sz w:val="19"/>
               </w:rPr>
-              <w:t>Moderate</w:t>
+              <w:t>High</w:t>
             </w:r>
           </w:p>
         </w:tc>
@@ -189,7 +189,7 @@
                 <w:color w:val="2D3748"/>
                 <w:sz w:val="19"/>
               </w:rPr>
-              <w:t>Quantum Numbers &amp; Electronic Configuration</w:t>
+              <w:t>de Broglie, Heisenberg &amp; Quantum Rules (Aufbau, Hund, Pauli)</w:t>
             </w:r>
           </w:p>
         </w:tc>
@@ -209,7 +209,7 @@
               <w:rPr>
                 <w:sz w:val="19"/>
               </w:rPr>
-              <w:t>6 PYQs</w:t>
+              <w:t>8 PYQs</w:t>
             </w:r>
           </w:p>
         </w:tc>
@@ -230,7 +230,7 @@
                 <w:color w:val="718096"/>
                 <w:sz w:val="19"/>
               </w:rPr>
-              <w:t>Quantum Numbers</w:t>
+              <w:t>Quantum Mechanics</w:t>
             </w:r>
           </w:p>
         </w:tc>
@@ -276,7 +276,7 @@
                 <w:color w:val="2D3748"/>
                 <w:sz w:val="19"/>
               </w:rPr>
-              <w:t>Heisenberg Uncertainty &amp; De Broglie Wavelength</w:t>
+              <w:t>Bohr's Atomic Theory &amp; Hydrogen Spectral Lines</w:t>
             </w:r>
           </w:p>
         </w:tc>
@@ -317,94 +317,7 @@
                 <w:color w:val="718096"/>
                 <w:sz w:val="19"/>
               </w:rPr>
-              <w:t>Wave Mechanics</w:t>
-            </w:r>
-          </w:p>
-        </w:tc>
-      </w:tr>
-      <w:tr>
-        <w:tc>
-          <w:tcPr>
-            <w:tcW w:type="dxa" w:w="2160"/>
-            <w:shd w:fill="F7FAFC"/>
-            <w:tcMar>
-              <w:top w:w="80" w:type="dxa"/>
-              <w:bottom w:w="80" w:type="dxa"/>
-              <w:left w:w="150" w:type="dxa"/>
-              <w:right w:w="150" w:type="dxa"/>
-            </w:tcMar>
-          </w:tcPr>
-          <w:p>
-            <w:r>
-              <w:rPr>
-                <w:b/>
-                <w:color w:val="718096"/>
-                <w:sz w:val="19"/>
-              </w:rPr>
-              <w:t>Standard</w:t>
-            </w:r>
-          </w:p>
-        </w:tc>
-        <w:tc>
-          <w:tcPr>
-            <w:tcW w:type="dxa" w:w="4320"/>
-            <w:shd w:fill="F7FAFC"/>
-            <w:tcMar>
-              <w:top w:w="80" w:type="dxa"/>
-              <w:bottom w:w="80" w:type="dxa"/>
-              <w:left w:w="150" w:type="dxa"/>
-              <w:right w:w="150" w:type="dxa"/>
-            </w:tcMar>
-          </w:tcPr>
-          <w:p>
-            <w:r>
-              <w:rPr>
-                <w:b/>
-                <w:color w:val="2D3748"/>
-                <w:sz w:val="19"/>
-              </w:rPr>
-              <w:t>Bohr's Orbitals &amp; Electronic Transitions</w:t>
-            </w:r>
-          </w:p>
-        </w:tc>
-        <w:tc>
-          <w:tcPr>
-            <w:tcW w:type="dxa" w:w="1728"/>
-            <w:shd w:fill="F7FAFC"/>
-            <w:tcMar>
-              <w:top w:w="80" w:type="dxa"/>
-              <w:bottom w:w="80" w:type="dxa"/>
-              <w:left w:w="150" w:type="dxa"/>
-              <w:right w:w="150" w:type="dxa"/>
-            </w:tcMar>
-          </w:tcPr>
-          <w:p>
-            <w:r>
-              <w:rPr>
-                <w:sz w:val="19"/>
-              </w:rPr>
-              <w:t>2 PYQs</w:t>
-            </w:r>
-          </w:p>
-        </w:tc>
-        <w:tc>
-          <w:tcPr>
-            <w:tcW w:type="dxa" w:w="1872"/>
-            <w:shd w:fill="F7FAFC"/>
-            <w:tcMar>
-              <w:top w:w="80" w:type="dxa"/>
-              <w:bottom w:w="80" w:type="dxa"/>
-              <w:left w:w="150" w:type="dxa"/>
-              <w:right w:w="150" w:type="dxa"/>
-            </w:tcMar>
-          </w:tcPr>
-          <w:p>
-            <w:r>
-              <w:rPr>
-                <w:color w:val="718096"/>
-                <w:sz w:val="19"/>
-              </w:rPr>
-              <w:t>Bohr Model</w:t>
+              <w:t>Atomic Models</w:t>
             </w:r>
           </w:p>
         </w:tc>
@@ -504,7 +417,7 @@
                 <w:color w:val="1A365D"/>
                 <w:sz w:val="19"/>
               </w:rPr>
-              <w:t>Quantum Numbers &amp; Electronic Configuration</w:t>
+              <w:t>de Broglie, Heisenberg &amp; Quantum Rules (Aufbau, Hund, Pauli)</w:t>
             </w:r>
           </w:p>
         </w:tc>
@@ -526,7 +439,7 @@
                 <w:color w:val="2D3748"/>
                 <w:sz w:val="19"/>
               </w:rPr>
-              <w:t>\text{Radial nodes} = n - l - 1, \quad \text{Angular nodes} = l, \quad \text{Total nodes} = n - 1, \quad \mu_s = \sqrt{n(n+2)}\text{ BM}</w:t>
+              <w:t>\\Delta x \cdot \\Delta p \ge \frac{h}{4\pi}, \quad \text{Spin-only } \mu = \sqrt{n(n+2)}\text{ BM}, \quad \text{Max electrons in subshell} = 2(2l+1)</w:t>
             </w:r>
           </w:p>
         </w:tc>
@@ -550,7 +463,7 @@
                 <w:color w:val="1A365D"/>
                 <w:sz w:val="19"/>
               </w:rPr>
-              <w:t>Heisenberg Uncertainty &amp; De Broglie Wavelength</w:t>
+              <w:t>Bohr's Atomic Theory &amp; Hydrogen Spectral Lines</w:t>
             </w:r>
           </w:p>
         </w:tc>
@@ -572,53 +485,7 @@
                 <w:color w:val="2D3748"/>
                 <w:sz w:val="19"/>
               </w:rPr>
-              <w:t>\Delta x \cdot \Delta p \ge \frac{h}{4\pi} = \frac{\hbar}{2}, \quad \Delta x \cdot m\Delta v \ge \frac{h}{4\pi}, \quad \lambda = \frac{h}{p} = \frac{h}{\sqrt{2mE}}</w:t>
-            </w:r>
-          </w:p>
-        </w:tc>
-      </w:tr>
-      <w:tr>
-        <w:tc>
-          <w:tcPr>
-            <w:tcW w:type="dxa" w:w="3600"/>
-            <w:shd w:fill="F7FAFC"/>
-            <w:tcMar>
-              <w:top w:w="100" w:type="dxa"/>
-              <w:bottom w:w="100" w:type="dxa"/>
-              <w:left w:w="150" w:type="dxa"/>
-              <w:right w:w="150" w:type="dxa"/>
-            </w:tcMar>
-          </w:tcPr>
-          <w:p>
-            <w:r>
-              <w:rPr>
-                <w:b/>
-                <w:color w:val="1A365D"/>
-                <w:sz w:val="19"/>
-              </w:rPr>
-              <w:t>Bohr's Orbitals &amp; Electronic Transitions</w:t>
-            </w:r>
-          </w:p>
-        </w:tc>
-        <w:tc>
-          <w:tcPr>
-            <w:tcW w:type="dxa" w:w="6480"/>
-            <w:shd w:fill="F7FAFC"/>
-            <w:tcMar>
-              <w:top w:w="100" w:type="dxa"/>
-              <w:bottom w:w="100" w:type="dxa"/>
-              <w:left w:w="150" w:type="dxa"/>
-              <w:right w:w="150" w:type="dxa"/>
-            </w:tcMar>
-          </w:tcPr>
-          <w:p>
-            <w:r>
-              <w:rPr>
-                <w:rFonts w:ascii="Cambria Math" w:hAnsi="Cambria Math"/>
-                <w:color w:val="2D3748"/>
-                <w:sz w:val="19"/>
-              </w:rPr>
-              <w:t>r_n = 0.529 \frac{n^2}{Z}\text{ \AA}, \quad E_n = -13.6 \frac{Z^2}{n^2}\text{ eV}, \quad \bar{\nu} = \frac{1}{\lambda} = R_H Z^2\left(\frac{1}{n_1^2} - \frac{1}{n_2^2}\right)</w:t>
+              <w:t>E_n = -13.6 \frac{Z^2}{n^2}\text{ eV}, \quad \bar{\nu} = 109677 \left(\frac{1}{n_1^2} - \frac{1}{n_2^2}\right)\text{ cm}^{-1}</w:t>
             </w:r>
           </w:p>
         </w:tc>
@@ -650,7 +517,7 @@
           <w:color w:val="2B6CB0"/>
           <w:sz w:val="24"/>
         </w:rPr>
-        <w:t>3.1 Quantum Numbers &amp; Electronic Configuration (Moderate Yield — 6 PYQs)</w:t>
+        <w:t>3.1 de Broglie, Heisenberg &amp; Quantum Rules (Aufbau, Hund, Pauli) (High Yield — 8 PYQs)</w:t>
       </w:r>
     </w:p>
     <w:p>
@@ -665,7 +532,7 @@
         <w:rPr>
           <w:sz w:val="20"/>
         </w:rPr>
-        <w:t>Orbital shapes, quantum numbers (n, l, m_l, m_s), nodal surfaces, and anomalous configurations (Cr: 3d^5 4s^1, Cu: 3d^10 4s^1).</w:t>
+        <w:t>Heisenberg's uncertainty principle: Δ x · Δ p ≥ (h / 4π). Quantum numbers: n (size/energy), l (shape: s=0, p=1, d=2, f=3), m_l (orientation, -l to +l), m_s (spin ± 1/2). Aufbau rule fills orbitals in order of increasing (n+l). Pauli exclusion principle: no two electrons can have all 4 quantum numbers identical. Hund's rule: pairing occurs only after every degenerate orbital has one electron with parallel spin.</w:t>
       </w:r>
     </w:p>
     <w:tbl>
@@ -703,7 +570,7 @@
                 <w:color w:val="2D3748"/>
                 <w:sz w:val="19"/>
               </w:rPr>
-              <w:t>Spin-only magnetic moment μ = √(n(n+2)) BM depends on n, which is the number of UNPAIRED electrons, not total electrons!</w:t>
+              <w:t>When (n+l) values are equal, the orbital with LOWER n has lower energy and fills first (e.g. 3d with n+l=5 vs 4p with n+l=5: 3d fills before 4p).</w:t>
             </w:r>
           </w:p>
         </w:tc>
@@ -744,7 +611,7 @@
                 <w:color w:val="2D3748"/>
                 <w:sz w:val="19"/>
               </w:rPr>
-              <w:t>Degeneracy of hydrogen atom at energy level n is n^2 (without spin) or 2n^2 (including spin).</w:t>
+              <w:t>Chromium (Z=24: [Ar] 3d^5 4s^1) and Copper (Z=29: [Ar] 3d^10 4s^1) have anomalous configurations due to extra stability of half-filled and completely-filled d-subshells.</w:t>
             </w:r>
           </w:p>
         </w:tc>
@@ -788,6 +655,187 @@
           <w:sz w:val="18"/>
         </w:rPr>
         <w:t>[Ans: N/A]</w:t>
+      </w:r>
+    </w:p>
+    <w:p>
+      <w:pPr>
+        <w:pStyle w:val="ListBullet"/>
+        <w:spacing w:after="40"/>
+      </w:pPr>
+      <w:r>
+        <w:rPr>
+          <w:b/>
+          <w:sz w:val="18"/>
+        </w:rPr>
+        <w:t xml:space="preserve">[2026 Shift] Q#2 (MCQ): </w:t>
+      </w:r>
+      <w:r>
+        <w:rPr>
+          <w:sz w:val="18"/>
+        </w:rPr>
+        <w:t xml:space="preserve">"Which of the following represents de Broglie equation?..."  </w:t>
+      </w:r>
+      <w:r>
+        <w:rPr>
+          <w:b/>
+          <w:color w:val="2B6CB0"/>
+          <w:sz w:val="18"/>
+        </w:rPr>
+        <w:t>[Ans: N/A]</w:t>
+      </w:r>
+    </w:p>
+    <w:p>
+      <w:pPr>
+        <w:pStyle w:val="ListBullet"/>
+        <w:spacing w:after="40"/>
+      </w:pPr>
+      <w:r>
+        <w:rPr>
+          <w:b/>
+          <w:sz w:val="18"/>
+        </w:rPr>
+        <w:t xml:space="preserve">[2025 Shift] Q#4 (MCQ): </w:t>
+      </w:r>
+      <w:r>
+        <w:rPr>
+          <w:sz w:val="18"/>
+        </w:rPr>
+        <w:t xml:space="preserve">"According to the Heisenberg's Uncertainty principle, the value of Δ b.Δ x for an object whose mass is 10^-6kg is $(h=6.626 \..."  </w:t>
+      </w:r>
+      <w:r>
+        <w:rPr>
+          <w:b/>
+          <w:color w:val="2B6CB0"/>
+          <w:sz w:val="18"/>
+        </w:rPr>
+        <w:t>[Ans: N/A]</w:t>
+      </w:r>
+    </w:p>
+    <w:p>
+      <w:pPr>
+        <w:spacing w:after="120"/>
+      </w:pPr>
+    </w:p>
+    <w:p>
+      <w:pPr>
+        <w:pStyle w:val="Heading2"/>
+      </w:pPr>
+      <w:r>
+        <w:rPr>
+          <w:color w:val="2B6CB0"/>
+          <w:sz w:val="24"/>
+        </w:rPr>
+        <w:t>3.2 Bohr's Atomic Theory &amp; Hydrogen Spectral Lines (Moderate Yield — 4 PYQs)</w:t>
+      </w:r>
+    </w:p>
+    <w:p>
+      <w:r>
+        <w:rPr>
+          <w:b/>
+          <w:sz w:val="20"/>
+        </w:rPr>
+        <w:t xml:space="preserve">Core Principle: </w:t>
+      </w:r>
+      <w:r>
+        <w:rPr>
+          <w:sz w:val="20"/>
+        </w:rPr>
+        <w:t>Bohr model: r_n = 0.529 (n^2 / Z) \AA, E_n = -13.6(Z^2 / n^2) eV. Wave number bar(ν) = (1 / λ) = R_H Z^2 \left((1 / n_1^2) - (1 / n_2^2)\right). Lyman series is in UV region, Balmer series is in Visible region.</w:t>
+      </w:r>
+    </w:p>
+    <w:tbl>
+      <w:tblPr>
+        <w:tblW w:type="auto" w:w="0"/>
+        <w:jc w:val="center"/>
+        <w:tblLook w:firstColumn="1" w:firstRow="1" w:lastColumn="0" w:lastRow="0" w:noHBand="0" w:noVBand="1" w:val="04A0"/>
+      </w:tblPr>
+      <w:tblGrid>
+        <w:gridCol w:w="10080"/>
+      </w:tblGrid>
+      <w:tr>
+        <w:tc>
+          <w:tcPr>
+            <w:tcW w:type="dxa" w:w="10080"/>
+            <w:shd w:fill="FFF5F5"/>
+            <w:tcMar>
+              <w:top w:w="100" w:type="dxa"/>
+              <w:bottom w:w="100" w:type="dxa"/>
+              <w:left w:w="150" w:type="dxa"/>
+              <w:right w:w="150" w:type="dxa"/>
+            </w:tcMar>
+          </w:tcPr>
+          <w:p>
+            <w:r>
+              <w:rPr>
+                <w:b/>
+                <w:color w:val="C53030"/>
+                <w:sz w:val="19"/>
+              </w:rPr>
+              <w:t xml:space="preserve">⚠️ Common Trap / JEE Pitfall: </w:t>
+            </w:r>
+            <w:r>
+              <w:rPr>
+                <w:color w:val="2D3748"/>
+                <w:sz w:val="19"/>
+              </w:rPr>
+              <w:t>Bohr theory is applicable ONLY to single-electron species (extH, extHe^+, extLi^2+, extBe^3+); it fails for multi-electron atoms.</w:t>
+            </w:r>
+          </w:p>
+        </w:tc>
+      </w:tr>
+    </w:tbl>
+    <w:tbl>
+      <w:tblPr>
+        <w:tblW w:type="auto" w:w="0"/>
+        <w:jc w:val="center"/>
+        <w:tblLook w:firstColumn="1" w:firstRow="1" w:lastColumn="0" w:lastRow="0" w:noHBand="0" w:noVBand="1" w:val="04A0"/>
+      </w:tblPr>
+      <w:tblGrid>
+        <w:gridCol w:w="10080"/>
+      </w:tblGrid>
+      <w:tr>
+        <w:tc>
+          <w:tcPr>
+            <w:tcW w:type="dxa" w:w="10080"/>
+            <w:shd w:fill="F0FFF4"/>
+            <w:tcMar>
+              <w:top w:w="100" w:type="dxa"/>
+              <w:bottom w:w="100" w:type="dxa"/>
+              <w:left w:w="150" w:type="dxa"/>
+              <w:right w:w="150" w:type="dxa"/>
+            </w:tcMar>
+          </w:tcPr>
+          <w:p>
+            <w:r>
+              <w:rPr>
+                <w:b/>
+                <w:color w:val="276749"/>
+                <w:sz w:val="19"/>
+              </w:rPr>
+              <w:t xml:space="preserve">💡 Speed Hack / Trick: </w:t>
+            </w:r>
+            <w:r>
+              <w:rPr>
+                <w:color w:val="2D3748"/>
+                <w:sz w:val="19"/>
+              </w:rPr>
+              <w:t>Balmer series: The only hydrogen spectral series visible to the human eye (n_1 = 2).</w:t>
+            </w:r>
+          </w:p>
+        </w:tc>
+      </w:tr>
+    </w:tbl>
+    <w:p>
+      <w:pPr>
+        <w:spacing w:before="120" w:after="40"/>
+      </w:pPr>
+      <w:r>
+        <w:rPr>
+          <w:b/>
+          <w:color w:val="1A365D"/>
+          <w:sz w:val="19"/>
+        </w:rPr>
+        <w:t>Source PYQs testing this concept:</w:t>
       </w:r>
     </w:p>
     <w:p>
@@ -846,187 +894,6 @@
     </w:p>
     <w:p>
       <w:pPr>
-        <w:spacing w:after="120"/>
-      </w:pPr>
-    </w:p>
-    <w:p>
-      <w:pPr>
-        <w:pStyle w:val="Heading2"/>
-      </w:pPr>
-      <w:r>
-        <w:rPr>
-          <w:color w:val="2B6CB0"/>
-          <w:sz w:val="24"/>
-        </w:rPr>
-        <w:t>3.2 Heisenberg Uncertainty &amp; De Broglie Wavelength (Moderate Yield — 4 PYQs)</w:t>
-      </w:r>
-    </w:p>
-    <w:p>
-      <w:r>
-        <w:rPr>
-          <w:b/>
-          <w:sz w:val="20"/>
-        </w:rPr>
-        <w:t xml:space="preserve">Core Principle: </w:t>
-      </w:r>
-      <w:r>
-        <w:rPr>
-          <w:sz w:val="20"/>
-        </w:rPr>
-        <w:t>Limits of simultaneous precision in position and momentum, and dual wave nature of micro-particles.</w:t>
-      </w:r>
-    </w:p>
-    <w:tbl>
-      <w:tblPr>
-        <w:tblW w:type="auto" w:w="0"/>
-        <w:jc w:val="center"/>
-        <w:tblLook w:firstColumn="1" w:firstRow="1" w:lastColumn="0" w:lastRow="0" w:noHBand="0" w:noVBand="1" w:val="04A0"/>
-      </w:tblPr>
-      <w:tblGrid>
-        <w:gridCol w:w="10080"/>
-      </w:tblGrid>
-      <w:tr>
-        <w:tc>
-          <w:tcPr>
-            <w:tcW w:type="dxa" w:w="10080"/>
-            <w:shd w:fill="FFF5F5"/>
-            <w:tcMar>
-              <w:top w:w="100" w:type="dxa"/>
-              <w:bottom w:w="100" w:type="dxa"/>
-              <w:left w:w="150" w:type="dxa"/>
-              <w:right w:w="150" w:type="dxa"/>
-            </w:tcMar>
-          </w:tcPr>
-          <w:p>
-            <w:r>
-              <w:rPr>
-                <w:b/>
-                <w:color w:val="C53030"/>
-                <w:sz w:val="19"/>
-              </w:rPr>
-              <w:t xml:space="preserve">⚠️ Common Trap / JEE Pitfall: </w:t>
-            </w:r>
-            <w:r>
-              <w:rPr>
-                <w:color w:val="2D3748"/>
-                <w:sz w:val="19"/>
-              </w:rPr>
-              <w:t>If uncertainty in position and momentum are equal (Δ x = Δ p), then Δ v = (1 / 2m)√((h / π)).</w:t>
-            </w:r>
-          </w:p>
-        </w:tc>
-      </w:tr>
-    </w:tbl>
-    <w:tbl>
-      <w:tblPr>
-        <w:tblW w:type="auto" w:w="0"/>
-        <w:jc w:val="center"/>
-        <w:tblLook w:firstColumn="1" w:firstRow="1" w:lastColumn="0" w:lastRow="0" w:noHBand="0" w:noVBand="1" w:val="04A0"/>
-      </w:tblPr>
-      <w:tblGrid>
-        <w:gridCol w:w="10080"/>
-      </w:tblGrid>
-      <w:tr>
-        <w:tc>
-          <w:tcPr>
-            <w:tcW w:type="dxa" w:w="10080"/>
-            <w:shd w:fill="F0FFF4"/>
-            <w:tcMar>
-              <w:top w:w="100" w:type="dxa"/>
-              <w:bottom w:w="100" w:type="dxa"/>
-              <w:left w:w="150" w:type="dxa"/>
-              <w:right w:w="150" w:type="dxa"/>
-            </w:tcMar>
-          </w:tcPr>
-          <w:p>
-            <w:r>
-              <w:rPr>
-                <w:b/>
-                <w:color w:val="276749"/>
-                <w:sz w:val="19"/>
-              </w:rPr>
-              <w:t xml:space="preserve">💡 Speed Hack / Trick: </w:t>
-            </w:r>
-            <w:r>
-              <w:rPr>
-                <w:color w:val="2D3748"/>
-                <w:sz w:val="19"/>
-              </w:rPr>
-              <w:t>De Broglie wavelength of an electron accelerated through potential V volts: λ ≈ \frac12.27√(V) \AA.</w:t>
-            </w:r>
-          </w:p>
-        </w:tc>
-      </w:tr>
-    </w:tbl>
-    <w:p>
-      <w:pPr>
-        <w:spacing w:before="120" w:after="40"/>
-      </w:pPr>
-      <w:r>
-        <w:rPr>
-          <w:b/>
-          <w:color w:val="1A365D"/>
-          <w:sz w:val="19"/>
-        </w:rPr>
-        <w:t>Source PYQs testing this concept:</w:t>
-      </w:r>
-    </w:p>
-    <w:p>
-      <w:pPr>
-        <w:pStyle w:val="ListBullet"/>
-        <w:spacing w:after="40"/>
-      </w:pPr>
-      <w:r>
-        <w:rPr>
-          <w:b/>
-          <w:sz w:val="18"/>
-        </w:rPr>
-        <w:t xml:space="preserve">[2026 Shift] Q#2 (MCQ): </w:t>
-      </w:r>
-      <w:r>
-        <w:rPr>
-          <w:sz w:val="18"/>
-        </w:rPr>
-        <w:t xml:space="preserve">"Which of the following represents de Broglie equation?..."  </w:t>
-      </w:r>
-      <w:r>
-        <w:rPr>
-          <w:b/>
-          <w:color w:val="2B6CB0"/>
-          <w:sz w:val="18"/>
-        </w:rPr>
-        <w:t>[Ans: N/A]</w:t>
-      </w:r>
-    </w:p>
-    <w:p>
-      <w:pPr>
-        <w:pStyle w:val="ListBullet"/>
-        <w:spacing w:after="40"/>
-      </w:pPr>
-      <w:r>
-        <w:rPr>
-          <w:b/>
-          <w:sz w:val="18"/>
-        </w:rPr>
-        <w:t xml:space="preserve">[2025 Shift] Q#4 (MCQ): </w:t>
-      </w:r>
-      <w:r>
-        <w:rPr>
-          <w:sz w:val="18"/>
-        </w:rPr>
-        <w:t xml:space="preserve">"According to the Heisenberg's Uncertainty principle, the value of Δ b.Δ x for an object whose mass is 10^-6kg is $(h=6.626 \..."  </w:t>
-      </w:r>
-      <w:r>
-        <w:rPr>
-          <w:b/>
-          <w:color w:val="2B6CB0"/>
-          <w:sz w:val="18"/>
-        </w:rPr>
-        <w:t>[Ans: N/A]</w:t>
-      </w:r>
-    </w:p>
-    <w:p>
-      <w:pPr>
         <w:pStyle w:val="ListBullet"/>
         <w:spacing w:after="40"/>
       </w:pPr>
@@ -1042,187 +909,6 @@
           <w:sz w:val="18"/>
         </w:rPr>
         <w:t xml:space="preserve">"If wavelength of photon is 2.2 × 10^-11m and ℎ=6.6 × 10^-34Js , then momentum of photon..."  </w:t>
-      </w:r>
-      <w:r>
-        <w:rPr>
-          <w:b/>
-          <w:color w:val="2B6CB0"/>
-          <w:sz w:val="18"/>
-        </w:rPr>
-        <w:t>[Ans: N/A]</w:t>
-      </w:r>
-    </w:p>
-    <w:p>
-      <w:pPr>
-        <w:spacing w:after="120"/>
-      </w:pPr>
-    </w:p>
-    <w:p>
-      <w:pPr>
-        <w:pStyle w:val="Heading2"/>
-      </w:pPr>
-      <w:r>
-        <w:rPr>
-          <w:color w:val="2B6CB0"/>
-          <w:sz w:val="24"/>
-        </w:rPr>
-        <w:t>3.3 Bohr's Orbitals &amp; Electronic Transitions (Standard Yield — 2 PYQs)</w:t>
-      </w:r>
-    </w:p>
-    <w:p>
-      <w:r>
-        <w:rPr>
-          <w:b/>
-          <w:sz w:val="20"/>
-        </w:rPr>
-        <w:t xml:space="preserve">Core Principle: </w:t>
-      </w:r>
-      <w:r>
-        <w:rPr>
-          <w:sz w:val="20"/>
-        </w:rPr>
-        <w:t>Electronic energy levels in hydrogenic species, wave number bar(ν), and emission spectral series.</w:t>
-      </w:r>
-    </w:p>
-    <w:tbl>
-      <w:tblPr>
-        <w:tblW w:type="auto" w:w="0"/>
-        <w:jc w:val="center"/>
-        <w:tblLook w:firstColumn="1" w:firstRow="1" w:lastColumn="0" w:lastRow="0" w:noHBand="0" w:noVBand="1" w:val="04A0"/>
-      </w:tblPr>
-      <w:tblGrid>
-        <w:gridCol w:w="10080"/>
-      </w:tblGrid>
-      <w:tr>
-        <w:tc>
-          <w:tcPr>
-            <w:tcW w:type="dxa" w:w="10080"/>
-            <w:shd w:fill="FFF5F5"/>
-            <w:tcMar>
-              <w:top w:w="100" w:type="dxa"/>
-              <w:bottom w:w="100" w:type="dxa"/>
-              <w:left w:w="150" w:type="dxa"/>
-              <w:right w:w="150" w:type="dxa"/>
-            </w:tcMar>
-          </w:tcPr>
-          <w:p>
-            <w:r>
-              <w:rPr>
-                <w:b/>
-                <w:color w:val="C53030"/>
-                <w:sz w:val="19"/>
-              </w:rPr>
-              <w:t xml:space="preserve">⚠️ Common Trap / JEE Pitfall: </w:t>
-            </w:r>
-            <w:r>
-              <w:rPr>
-                <w:color w:val="2D3748"/>
-                <w:sz w:val="19"/>
-              </w:rPr>
-              <w:t>Rydberg formula requires multiplication by Z^2 for single-electron ions like He^+ (Z=2) and Li^2+ (Z=3).</w:t>
-            </w:r>
-          </w:p>
-        </w:tc>
-      </w:tr>
-    </w:tbl>
-    <w:tbl>
-      <w:tblPr>
-        <w:tblW w:type="auto" w:w="0"/>
-        <w:jc w:val="center"/>
-        <w:tblLook w:firstColumn="1" w:firstRow="1" w:lastColumn="0" w:lastRow="0" w:noHBand="0" w:noVBand="1" w:val="04A0"/>
-      </w:tblPr>
-      <w:tblGrid>
-        <w:gridCol w:w="10080"/>
-      </w:tblGrid>
-      <w:tr>
-        <w:tc>
-          <w:tcPr>
-            <w:tcW w:type="dxa" w:w="10080"/>
-            <w:shd w:fill="F0FFF4"/>
-            <w:tcMar>
-              <w:top w:w="100" w:type="dxa"/>
-              <w:bottom w:w="100" w:type="dxa"/>
-              <w:left w:w="150" w:type="dxa"/>
-              <w:right w:w="150" w:type="dxa"/>
-            </w:tcMar>
-          </w:tcPr>
-          <w:p>
-            <w:r>
-              <w:rPr>
-                <w:b/>
-                <w:color w:val="276749"/>
-                <w:sz w:val="19"/>
-              </w:rPr>
-              <w:t xml:space="preserve">💡 Speed Hack / Trick: </w:t>
-            </w:r>
-            <w:r>
-              <w:rPr>
-                <w:color w:val="2D3748"/>
-                <w:sz w:val="19"/>
-              </w:rPr>
-              <w:t>Limiting line (series limit) of any spectral series occurs when n_2 = ∞ \implies bar(ν)_(limit) = (R Z^2 / n_1^2).</w:t>
-            </w:r>
-          </w:p>
-        </w:tc>
-      </w:tr>
-    </w:tbl>
-    <w:p>
-      <w:pPr>
-        <w:spacing w:before="120" w:after="40"/>
-      </w:pPr>
-      <w:r>
-        <w:rPr>
-          <w:b/>
-          <w:color w:val="1A365D"/>
-          <w:sz w:val="19"/>
-        </w:rPr>
-        <w:t>Source PYQs testing this concept:</w:t>
-      </w:r>
-    </w:p>
-    <w:p>
-      <w:pPr>
-        <w:pStyle w:val="ListBullet"/>
-        <w:spacing w:after="40"/>
-      </w:pPr>
-      <w:r>
-        <w:rPr>
-          <w:b/>
-          <w:sz w:val="18"/>
-        </w:rPr>
-        <w:t xml:space="preserve">[2023 Shift] Q#2 (MCQ): </w:t>
-      </w:r>
-      <w:r>
-        <w:rPr>
-          <w:sz w:val="18"/>
-        </w:rPr>
-        <w:t xml:space="preserve">"The number of protons, neutrons and electrons in the ion _(16)^32S^2- respectively are..."  </w:t>
-      </w:r>
-      <w:r>
-        <w:rPr>
-          <w:b/>
-          <w:color w:val="2B6CB0"/>
-          <w:sz w:val="18"/>
-        </w:rPr>
-        <w:t>[Ans: N/A]</w:t>
-      </w:r>
-    </w:p>
-    <w:p>
-      <w:pPr>
-        <w:pStyle w:val="ListBullet"/>
-        <w:spacing w:after="40"/>
-      </w:pPr>
-      <w:r>
-        <w:rPr>
-          <w:b/>
-          <w:sz w:val="18"/>
-        </w:rPr>
-        <w:t xml:space="preserve">[2020 Shift] Q#1 (MCQ): </w:t>
-      </w:r>
-      <w:r>
-        <w:rPr>
-          <w:sz w:val="18"/>
-        </w:rPr>
-        <w:t xml:space="preserve">"With regard to photoelectric effect, identify the correct statement among the following...."  </w:t>
       </w:r>
       <w:r>
         <w:rPr>
@@ -1381,7 +1067,7 @@
           <w:color w:val="1A365D"/>
           <w:sz w:val="22"/>
         </w:rPr>
-        <w:t>Benchmark Problem 2: KCET 2026 (Q#2)</w:t>
+        <w:t>Benchmark Problem 2: KCET 2025 (Q#3)</w:t>
       </w:r>
     </w:p>
     <w:p>
@@ -1392,7 +1078,7 @@
         <w:rPr>
           <w:sz w:val="20"/>
         </w:rPr>
-        <w:t>Which of the following represents de Broglie equation?</w:t>
+        <w:t>The number of orbitals associated with ' N ' shell of an atom is</w:t>
       </w:r>
     </w:p>
     <w:p>
@@ -1404,7 +1090,7 @@
         <w:rPr>
           <w:sz w:val="19"/>
         </w:rPr>
-        <w:t>(A) λ=\fracℎ√(mv)</w:t>
+        <w:t>(A) 16</w:t>
       </w:r>
     </w:p>
     <w:p>
@@ -1416,7 +1102,7 @@
         <w:rPr>
           <w:sz w:val="19"/>
         </w:rPr>
-        <w:t>(B) λ=(ℎ / mv)</w:t>
+        <w:t>(B) 32</w:t>
       </w:r>
     </w:p>
     <w:p>
@@ -1428,7 +1114,7 @@
         <w:rPr>
           <w:sz w:val="19"/>
         </w:rPr>
-        <w:t>(C) λ=(ℎ / mp)</w:t>
+        <w:t>(C) 3</w:t>
       </w:r>
     </w:p>
     <w:p>
@@ -1440,7 +1126,7 @@
         <w:rPr>
           <w:sz w:val="19"/>
         </w:rPr>
-        <w:t>(D) λ=(μ / p)</w:t>
+        <w:t>(D) 4</w:t>
       </w:r>
     </w:p>
     <w:tbl>
@@ -1481,128 +1167,7 @@
               </w:rPr>
               <w:t>Solution Analysis:</w:t>
               <w:br/>
-              <w:t>The de Broglie equation is λ=(ℎ / p) where λ is the wavelength, ℎ is Planck’s constant, and p is the momentum of the particle. For a particle of mass m moving with velocity v , p=mv So, λ=(ℎ / mv) Hence, the correct option is: Option Bλ=(ℎ / mv)</w:t>
-            </w:r>
-          </w:p>
-        </w:tc>
-      </w:tr>
-    </w:tbl>
-    <w:p>
-      <w:pPr>
-        <w:spacing w:after="120"/>
-      </w:pPr>
-    </w:p>
-    <w:p>
-      <w:pPr>
-        <w:spacing w:before="160" w:after="40"/>
-      </w:pPr>
-      <w:r>
-        <w:rPr>
-          <w:b/>
-          <w:color w:val="1A365D"/>
-          <w:sz w:val="22"/>
-        </w:rPr>
-        <w:t>Benchmark Problem 3: KCET 2023 (Q#2)</w:t>
-      </w:r>
-    </w:p>
-    <w:p>
-      <w:pPr>
-        <w:spacing w:after="80"/>
-      </w:pPr>
-      <w:r>
-        <w:rPr>
-          <w:sz w:val="20"/>
-        </w:rPr>
-        <w:t>The number of protons, neutrons and electrons in the ion _(16)^32S^2- respectively are</w:t>
-      </w:r>
-    </w:p>
-    <w:p>
-      <w:pPr>
-        <w:pStyle w:val="ListBullet"/>
-        <w:spacing w:after="20"/>
-      </w:pPr>
-      <w:r>
-        <w:rPr>
-          <w:sz w:val="19"/>
-        </w:rPr>
-        <w:t>(A) 16,18,16</w:t>
-      </w:r>
-    </w:p>
-    <w:p>
-      <w:pPr>
-        <w:pStyle w:val="ListBullet"/>
-        <w:spacing w:after="20"/>
-      </w:pPr>
-      <w:r>
-        <w:rPr>
-          <w:sz w:val="19"/>
-        </w:rPr>
-        <w:t>(B) 16,16,18</w:t>
-      </w:r>
-    </w:p>
-    <w:p>
-      <w:pPr>
-        <w:pStyle w:val="ListBullet"/>
-        <w:spacing w:after="20"/>
-      </w:pPr>
-      <w:r>
-        <w:rPr>
-          <w:sz w:val="19"/>
-        </w:rPr>
-        <w:t>(C) 18,16,16</w:t>
-      </w:r>
-    </w:p>
-    <w:p>
-      <w:pPr>
-        <w:pStyle w:val="ListBullet"/>
-        <w:spacing w:after="20"/>
-      </w:pPr>
-      <w:r>
-        <w:rPr>
-          <w:sz w:val="19"/>
-        </w:rPr>
-        <w:t>(D) 16,16,16</w:t>
-      </w:r>
-    </w:p>
-    <w:tbl>
-      <w:tblPr>
-        <w:tblW w:type="auto" w:w="0"/>
-        <w:jc w:val="center"/>
-        <w:tblLook w:firstColumn="1" w:firstRow="1" w:lastColumn="0" w:lastRow="0" w:noHBand="0" w:noVBand="1" w:val="04A0"/>
-      </w:tblPr>
-      <w:tblGrid>
-        <w:gridCol w:w="10080"/>
-      </w:tblGrid>
-      <w:tr>
-        <w:tc>
-          <w:tcPr>
-            <w:tcW w:type="dxa" w:w="10080"/>
-            <w:shd w:fill="F7FAFC"/>
-            <w:tcMar>
-              <w:top w:w="100" w:type="dxa"/>
-              <w:bottom w:w="100" w:type="dxa"/>
-              <w:left w:w="150" w:type="dxa"/>
-              <w:right w:w="150" w:type="dxa"/>
-            </w:tcMar>
-          </w:tcPr>
-          <w:p>
-            <w:r>
-              <w:rPr>
-                <w:b/>
-                <w:color w:val="1A365D"/>
-                <w:sz w:val="19"/>
-              </w:rPr>
-              <w:t>Correct Answer: None</w:t>
-              <w:br/>
-            </w:r>
-            <w:r>
-              <w:rPr>
-                <w:color w:val="2D3748"/>
-                <w:sz w:val="18"/>
-              </w:rPr>
-              <w:t>Solution Analysis:</w:t>
-              <w:br/>
-              <w:t>To find the number of protons, neutrons, and electrons in the sulfur ion _(16)^32S^2-, we can analyze the given atomic symbol: The atomic number (lower subscript) corresponds to the number of protons. In this notation, the atomic number is 16, so sulfur has 16 protons. The mass number (upper superscript) is the sum of protons and neutrons in the nucleus. Here, the mass number is 32. Since we already know there are 16 protons, we can find the number of neutrons by subtracting the number of protons from the mass number: Number of neutrons=Mass number-Number of protons Number of neutrons=32-16 Number of neutrons=16 Lastly, the superscript 2- indicates the ion has a charge of -2, which means there are two more electrons than protons in the ion (since electrons are negatively charged and each additional electron adds a negative charge). To find the number of electrons: Number of electrons=Number of protons+2 Number of electrons=16+2 Number of electrons=18 Thus, the number of protons, neutrons, and electrons in the _(16)^32S^2- ion are: Protons: 16 Neutrons: 16 Electrons: 18 This corresponds to: Option B 16,16,18</w:t>
+              <w:t>The “N” shell corresponds to principal quantum number n = 4. The total number of orbitals in a shell is given by n^2 . Here, n=4 So, number of orbitals = 4^2=16 Answer: Option A (16)</w:t>
             </w:r>
           </w:p>
         </w:tc>
